--- a/DBTUNING/ch19_성능측정기준_DBTime/ch19_성능측정의기준_DBTime.docx
+++ b/DBTUNING/ch19_성능측정기준_DBTime/ch19_성능측정의기준_DBTime.docx
@@ -10,7 +10,7 @@
         <w:rPr>
           <w:rFonts w:ascii="맑은 고딕" w:hAnsi="맑은 고딕" w:eastAsia="맑은 고딕" w:cs="맑은 고딕"/>
         </w:rPr>
-        <w:t>제5장  성능 측정의 기준 — 통계와 DB Time</w:t>
+        <w:t>제ch19  성능 측정의 기준 — 통계와 DB Time</w:t>
       </w:r>
     </w:p>
     <w:p>
@@ -36,7 +36,7 @@
           <w:b w:val="0"/>
           <w:sz w:val="21"/>
         </w:rPr>
-        <w:t>이 과정이 경계하는 세 가지 함정(히트율 신앙·권고 맹신·근거 없는 조치) 가운데, 5장이 몸에 심는 것은 '측정 없이 판단하지 않는다'는 태도다. 느낌으로 '느린 것 같다'가 아니라, 관심 구간의 DB Time을 재고 그 구성을 분해해 '무엇이 시간을 먹고 있는가'를 수치로 말하는 습관이다. 이 장의 실습이 6개로 다른 장보다 하나 더 많은 것도 그 때문이다 — 누적값을 그대로 읽는 오판을 직접 재현해 보고, 델타로 교정하는 과정을 반드시 손으로 겪게 한다.</w:t>
+        <w:t>이 과정이 경계하는 세 가지 함정(히트율 신앙·권고 맹신·근거 없는 조치) 가운데, ch19이 몸에 심는 것은 '측정 없이 판단하지 않는다'는 태도다. 느낌으로 '느린 것 같다'가 아니라, 관심 구간의 DB Time을 재고 그 구성을 분해해 '무엇이 시간을 먹고 있는가'를 수치로 말하는 습관이다. 이 장의 실습이 6개로 다른 장보다 하나 더 많은 것도 그 때문이다 — 누적값을 그대로 읽는 오판을 직접 재현해 보고, 델타로 교정하는 과정을 반드시 손으로 겪게 한다.</w:t>
       </w:r>
     </w:p>
     <w:p>
@@ -49,7 +49,7 @@
           <w:b w:val="0"/>
           <w:sz w:val="21"/>
         </w:rPr>
-        <w:t>ADMIN 31장('데이터베이스 모니터링 및 성능 튜닝 개요')은 시간 모델과 AWR·ADDM을 '이런 것이 있다'는 수준으로 소개했다. 이 장은 그 소개를 넘어, 시간 모델을 실제로 조회해 누적값과 델타를 구분하고, 대기 클래스를 집계해 상위 병목을 지목하며, 짧은 구간에서 시간 모델이 왜 불안정한지까지 실측으로 확인한다. 근거 데이터를 만지는 이 장의 뷰(V$SYS_TIME_MODEL·V$SESS_TIME_MODEL·V$SYSTEM_WAIT_CLASS 등)는 모두 관리 팩 라이선스가 필요 없다. 다만 이 장의 마지막 질문 — '짧은 순간이 아니라 수 분 구간을 어떻게 재는가' — 는 곧 6장 AWR(🔒 Diagnostics Pack)로 이어진다.</w:t>
+        <w:t>ADMIN 31장('데이터베이스 모니터링 및 성능 튜닝 개요')은 시간 모델과 AWR·ADDM을 '이런 것이 있다'는 수준으로 소개했다. 이 장은 그 소개를 넘어, 시간 모델을 실제로 조회해 누적값과 델타를 구분하고, 대기 클래스를 집계해 상위 병목을 지목하며, 짧은 구간에서 시간 모델이 왜 불안정한지까지 실측으로 확인한다. 근거 데이터를 만지는 이 장의 뷰(V$SYS_TIME_MODEL·V$SESS_TIME_MODEL·V$SYSTEM_WAIT_CLASS 등)는 모두 관리 팩 라이선스가 필요 없다. 다만 이 장의 마지막 질문 — '짧은 순간이 아니라 수 분 구간을 어떻게 재는가' — 는 곧 ch20 AWR(🔒 Diagnostics Pack)로 이어진다.</w:t>
       </w:r>
     </w:p>
     <w:p>
@@ -486,7 +486,7 @@
           <w:b w:val="0"/>
           <w:sz w:val="21"/>
         </w:rPr>
-        <w:t>그러면 구간을 아주 짧게(몇 초) 잡아 재면 되지 않을까? 여기에 이 장의 핵심 교훈 하나가 있다. 구간이 너무 짧으면 시간 모델의 CPU/대기 분해가 샘플링과 반올림 노이즈에 휘둘려 불안정해진다. 5.4절에서 실제로 보겠지만, 0.3초짜리 구간에서 세션 시간 모델을 재면 DB CPU가 DB time보다 미세하게 크게 나오는 (즉 대기가 음수로 계산되는) 물리적으로 불가능한 결과가 나올 수 있다. 이는 오류가 아니라, 짧은 순간에는 각 카운터가 갱신되는 시점이 미세하게 어긋나기 때문이다. 그래서 정확한 DB Time 분해는 순간이 아니라 일정 구간(대개 수 분)의 스냅샷으로 봐야 하며, 그 수 분 구간을 체계적으로 뜨고 저장하는 도구가 6장의 AWR이다. 이 장의 불안정한 짧은 구간이 다음 장의 AWR로 이어지는 다리다.</w:t>
+        <w:t>그러면 구간을 아주 짧게(몇 초) 잡아 재면 되지 않을까? 여기에 이 장의 핵심 교훈 하나가 있다. 구간이 너무 짧으면 시간 모델의 CPU/대기 분해가 샘플링과 반올림 노이즈에 휘둘려 불안정해진다. 5.4절에서 실제로 보겠지만, 0.3초짜리 구간에서 세션 시간 모델을 재면 DB CPU가 DB time보다 미세하게 크게 나오는 (즉 대기가 음수로 계산되는) 물리적으로 불가능한 결과가 나올 수 있다. 이는 오류가 아니라, 짧은 순간에는 각 카운터가 갱신되는 시점이 미세하게 어긋나기 때문이다. 그래서 정확한 DB Time 분해는 순간이 아니라 일정 구간(대개 수 분)의 스냅샷으로 봐야 하며, 그 수 분 구간을 체계적으로 뜨고 저장하는 도구가 ch20의 AWR이다. 이 장의 불안정한 짧은 구간이 다음 장의 AWR로 이어지는 다리다.</w:t>
       </w:r>
     </w:p>
     <w:p>
@@ -793,7 +793,7 @@
           <w:b w:val="0"/>
           <w:sz w:val="21"/>
         </w:rPr>
-        <w:t>V$SYS_TIME_MODEL은 인스턴스 전체의 시간 모델 누적값이다. 5.2.1에서 본 실측에서 DB time은 67,698,738마이크로초(약 67.7초), DB CPU는 17,487,220(약 17.5초)이었다. DB CPU를 DB time으로 나누면 약 25.8%가 CPU, 나머지 약 74.2%가 대기 및 기타다. 다만 이것은 기동 이후 전체 누적의 비율일 뿐, 지금 이 순간의 상태가 아니다. sql execute elapsed time(29,344,735)이 parse time elapsed(3,907,411)보다 훨씬 큰 것으로 보아, 이 인스턴스는 파싱보다 실행에 시간을 더 썼다. 만약 반대였다면 하드 파싱 폭증(2·18장)을 의심했을 것이다.</w:t>
+        <w:t>V$SYS_TIME_MODEL은 인스턴스 전체의 시간 모델 누적값이다. 5.2.1에서 본 실측에서 DB time은 67,698,738마이크로초(약 67.7초), DB CPU는 17,487,220(약 17.5초)이었다. DB CPU를 DB time으로 나누면 약 25.8%가 CPU, 나머지 약 74.2%가 대기 및 기타다. 다만 이것은 기동 이후 전체 누적의 비율일 뿐, 지금 이 순간의 상태가 아니다. sql execute elapsed time(29,344,735)이 parse time elapsed(3,907,411)보다 훨씬 큰 것으로 보아, 이 인스턴스는 파싱보다 실행에 시간을 더 썼다. 만약 반대였다면 하드 파싱 폭증(ch16·ch32)을 의심했을 것이다.</w:t>
       </w:r>
     </w:p>
     <w:p>
@@ -973,7 +973,7 @@
           <w:b w:val="0"/>
           <w:sz w:val="21"/>
         </w:rPr>
-        <w:t>여기서 우리가 재려던 것은 '이 짧은 부하 구간에 내 세션이 DB 안에서 쓴 시간(DB time 델타)'과 그 중 CPU가 얼마인지(DB CPU 델타)다. 누적값이 아니라 델타이므로, 이 값들은 오직 이 부하 구간만의 부하를 가리킨다. 이것이 5장이 가르치는 측정 방식이다 — 인스턴스 기동 이후 누적이 아니라, 관심 구간의 시작과 끝을 빼서 그 구간을 재는 것.</w:t>
+        <w:t>여기서 우리가 재려던 것은 '이 짧은 부하 구간에 내 세션이 DB 안에서 쓴 시간(DB time 델타)'과 그 중 CPU가 얼마인지(DB CPU 델타)다. 누적값이 아니라 델타이므로, 이 값들은 오직 이 부하 구간만의 부하를 가리킨다. 이것이 ch19이 가르치는 측정 방식이다 — 인스턴스 기동 이후 누적이 아니라, 관심 구간의 시작과 끝을 빼서 그 구간을 재는 것.</w:t>
       </w:r>
     </w:p>
     <w:tbl>
@@ -1085,7 +1085,7 @@
           <w:b w:val="0"/>
           <w:sz w:val="21"/>
         </w:rPr>
-        <w:t>그렇다면 이 구간에 대기가 정말 없었을까? 아니다. 대기의 증거는 시간 모델의 불안정한 분해가 아니라 대기 이벤트 뷰에서 직접 찾아야 한다(5.5.2). 이 세션은 실제로 db file scattered read를 120회·65밀리초 기다렸다 — 물리 I/O 대기가 분명히 있었다. 여기서 이 장의 두 번째 교훈이 나온다. 짧은 구간에서는 시간 모델의 CPU/대기 비율을 곧이곧대로 믿지 말고, (1) 대기의 실체는 V$SESSION_EVENT로 확인하고, (2) CPU/대기 비율을 정확히 보고 싶으면 순간이 아니라 수 분짜리 AWR 구간으로 봐야 한다. 다시 6장으로 가는 길이 여기서 열린다.</w:t>
+        <w:t>그렇다면 이 구간에 대기가 정말 없었을까? 아니다. 대기의 증거는 시간 모델의 불안정한 분해가 아니라 대기 이벤트 뷰에서 직접 찾아야 한다(5.5.2). 이 세션은 실제로 db file scattered read를 120회·65밀리초 기다렸다 — 물리 I/O 대기가 분명히 있었다. 여기서 이 장의 두 번째 교훈이 나온다. 짧은 구간에서는 시간 모델의 CPU/대기 비율을 곧이곧대로 믿지 말고, (1) 대기의 실체는 V$SESSION_EVENT로 확인하고, (2) CPU/대기 비율을 정확히 보고 싶으면 순간이 아니라 수 분짜리 AWR 구간으로 봐야 한다. 다시 ch20으로 가는 길이 여기서 열린다.</w:t>
       </w:r>
     </w:p>
     <w:tbl>
@@ -1169,7 +1169,7 @@
                 <w:rFonts w:ascii="맑은 고딕" w:hAnsi="맑은 고딕" w:eastAsia="맑은 고딕" w:cs="맑은 고딕"/>
                 <w:sz w:val="20"/>
               </w:rPr>
-              <w:t>② CPU/대기 비율을 신뢰하려면 부하를 수 분간 지속시켜(WL_06의 wl_cycles를 올려) 구간을 넓히고, 그 구간을 AWR 스냅샷으로 뜬다(6장).</w:t>
+              <w:t>② CPU/대기 비율을 신뢰하려면 부하를 수 분간 지속시켜(WL_06의 wl_cycles를 올려) 구간을 넓히고, 그 구간을 AWR 스냅샷으로 뜬다(ch20).</w:t>
             </w:r>
           </w:p>
           <w:p>
@@ -1208,7 +1208,7 @@
           <w:b w:val="0"/>
           <w:sz w:val="21"/>
         </w:rPr>
-        <w:t>DB Time의 대기 쪽을 들여다볼 차례다. 대기 이벤트(wait event)는 서버 프로세스가 어떤 일이 끝나기를 기다려야 해서 처리를 멈춘 것을 나타내는 통계다. 래치 경합, 버퍼 경합, I/O 경합 같은 문제의 '증상'이 대기 이벤트로 드러난다. 다만 대기 이벤트는 증상이지 원인이 아니다 — 어디를 볼지 알려 줄 뿐, 그 자체가 원인은 아니라는 점을 14장까지 계속 강조한다.</w:t>
+        <w:t>DB Time의 대기 쪽을 들여다볼 차례다. 대기 이벤트(wait event)는 서버 프로세스가 어떤 일이 끝나기를 기다려야 해서 처리를 멈춘 것을 나타내는 통계다. 래치 경합, 버퍼 경합, I/O 경합 같은 문제의 '증상'이 대기 이벤트로 드러난다. 다만 대기 이벤트는 증상이지 원인이 아니다 — 어디를 볼지 알려 줄 뿐, 그 자체가 원인은 아니라는 점을 ch27까지 계속 강조한다.</w:t>
       </w:r>
     </w:p>
     <w:p>
@@ -2142,7 +2142,7 @@
           <w:b w:val="0"/>
           <w:sz w:val="21"/>
         </w:rPr>
-        <w:t>여기서 db file scattered read와 db file sequential read의 차이를 짚어 둔다. sequential read는 이름과 달리 '한 번에 한 블록'을 읽는 대기로, 주로 인덱스를 타고 단일 행을 찾을 때 난다. scattered read는 '한 번에 여러 블록'을 흩어 읽는 대기로, 전체 스캔(full scan)에서 난다. 실측에서 scattered read가 120회로 sequential read 12회보다 압도적으로 많은 것은, 이 부하가 인덱스 조회가 아니라 대량 전체 스캔 위주였음을 말해 준다. 대기 이벤트의 이름과 횟수만으로도 '무슨 작업이 돌았는가'를 상당 부분 복원할 수 있다는 점을 기억해 두자(14·17장에서 심화).</w:t>
+        <w:t>여기서 db file scattered read와 db file sequential read의 차이를 짚어 둔다. sequential read는 이름과 달리 '한 번에 한 블록'을 읽는 대기로, 주로 인덱스를 타고 단일 행을 찾을 때 난다. scattered read는 '한 번에 여러 블록'을 흩어 읽는 대기로, 전체 스캔(full scan)에서 난다. 실측에서 scattered read가 120회로 sequential read 12회보다 압도적으로 많은 것은, 이 부하가 인덱스 조회가 아니라 대량 전체 스캔 위주였음을 말해 준다. 대기 이벤트의 이름과 횟수만으로도 '무슨 작업이 돌았는가'를 상당 부분 복원할 수 있다는 점을 기억해 두자(ch27·ch31에서 심화).</w:t>
       </w:r>
     </w:p>
     <w:p>
@@ -2168,7 +2168,7 @@
           <w:b w:val="0"/>
           <w:sz w:val="21"/>
         </w:rPr>
-        <w:t>대기 이벤트가 '증상이지 원인이 아니다'라는 말을 이 실측으로 다시 새긴다. db file scattered read 120회·65ms는 '물리 I/O를 많이 기다렸다'는 증상을 보여 줄 뿐, '왜 물리 I/O가 많았는가'까지는 말해 주지 않는다. 그 원인은 통계 부재로 잘못 선 계획일 수도, 필요한 인덱스가 없어 전체 스캔이 도는 것일 수도, 버퍼 캐시가 작아 캐싱이 안 되는 것일 수도 있다. 대기는 '어디를 더 파고들어야 하는가'의 이정표이며, 거기서부터 세그먼트·SQL·계획으로 좁혀 들어가는 것이 진단이다(13·14장).</w:t>
+        <w:t>대기 이벤트가 '증상이지 원인이 아니다'라는 말을 이 실측으로 다시 새긴다. db file scattered read 120회·65ms는 '물리 I/O를 많이 기다렸다'는 증상을 보여 줄 뿐, '왜 물리 I/O가 많았는가'까지는 말해 주지 않는다. 그 원인은 통계 부재로 잘못 선 계획일 수도, 필요한 인덱스가 없어 전체 스캔이 도는 것일 수도, 버퍼 캐시가 작아 캐싱이 안 되는 것일 수도 있다. 대기는 '어디를 더 파고들어야 하는가'의 이정표이며, 거기서부터 세그먼트·SQL·계획으로 좁혀 들어가는 것이 진단이다(ch26·ch27).</w:t>
       </w:r>
     </w:p>
     <w:p>
@@ -2463,7 +2463,7 @@
           <w:b w:val="0"/>
           <w:sz w:val="21"/>
         </w:rPr>
-        <w:t>이 카운터들도 전부 누적값이다. 그래서 '이 구간에 논리 읽기가 얼마나 늘었나'를 보려면 역시 부하 전후로 두 번 조회해 델타를 구한다. AWR 보고서의 Instance Activity Stats 섹션(8장)이 하는 일이 바로 이 카운터들의 구간 델타를 표로 정리하는 것이다. 라이선스가 없으면 WL_06이 출력하는 델타 요약이나 V$SYSSTAT를 직접 두 번 조회한 값으로 같은 것을 본다.</w:t>
+        <w:t>이 카운터들도 전부 누적값이다. 그래서 '이 구간에 논리 읽기가 얼마나 늘었나'를 보려면 역시 부하 전후로 두 번 조회해 델타를 구한다. AWR 보고서의 Instance Activity Stats 섹션(ch22)이 하는 일이 바로 이 카운터들의 구간 델타를 표로 정리하는 것이다. 라이선스가 없으면 WL_06이 출력하는 델타 요약이나 V$SYSSTAT를 직접 두 번 조회한 값으로 같은 것을 본다.</w:t>
       </w:r>
     </w:p>
     <w:p>
@@ -2500,7 +2500,7 @@
           <w:b w:val="0"/>
           <w:sz w:val="21"/>
         </w:rPr>
-        <w:t>다만 여기서 라이선스 경계를 분명히 해야 한다. V$ACTIVE_SESSION_HISTORY와 그 이력인 DBA_HIST_ACTIVE_SESS_HISTORY는 🔒 Diagnostics Pack이 필요하다. 이 장에서 쓴 다른 뷰들과 달리 무료가 아니다. 그래서 5장에서는 ASH를 '이런 축이 있다'는 개념으로만 소개하고, 실제 판독은 라이선스 표기와 대안 경로를 갖춰 10장에서 다룬다. 라이선스가 없는 환경에서 순간 상태를 보려면 V$SESSION과 V$SESSION_WAIT를 반복 조회해 스스로 샘플링하는 방식으로 근사한다.</w:t>
+        <w:t>다만 여기서 라이선스 경계를 분명히 해야 한다. V$ACTIVE_SESSION_HISTORY와 그 이력인 DBA_HIST_ACTIVE_SESS_HISTORY는 🔒 Diagnostics Pack이 필요하다. 이 장에서 쓴 다른 뷰들과 달리 무료가 아니다. 그래서 ch19에서는 ASH를 '이런 축이 있다'는 개념으로만 소개하고, 실제 판독은 라이선스 표기와 대안 경로를 갖춰 ch25에서 다룬다. 라이선스가 없는 환경에서 순간 상태를 보려면 V$SESSION과 V$SESSION_WAIT를 반복 조회해 스스로 샘플링하는 방식으로 근사한다.</w:t>
       </w:r>
     </w:p>
     <w:p>
@@ -2537,7 +2537,7 @@
           <w:b w:val="0"/>
           <w:sz w:val="21"/>
         </w:rPr>
-        <w:t>이 원칙들의 공통점은 '숫자 하나를 다른 숫자로 검증한다'는 것이다. 비율은 원시 카운트로, 대기는 시간으로, 카운트는 맥락으로 교차 확인한다. 성능 진단에서 단일 지표를 절대 기준으로 삼는 순간 오판이 시작된다. 이 과정이 경계하는 세 함정 — 히트율 신앙, 권고 맹신, 근거 없는 조치 — 은 결국 '하나만 보고 결론 낸다'는 같은 뿌리에서 나온다. 5장의 해석 원칙은 그 뿌리를 자르는 연습이다.</w:t>
+        <w:t>이 원칙들의 공통점은 '숫자 하나를 다른 숫자로 검증한다'는 것이다. 비율은 원시 카운트로, 대기는 시간으로, 카운트는 맥락으로 교차 확인한다. 성능 진단에서 단일 지표를 절대 기준으로 삼는 순간 오판이 시작된다. 이 과정이 경계하는 세 함정 — 히트율 신앙, 권고 맹신, 근거 없는 조치 — 은 결국 '하나만 보고 결론 낸다'는 같은 뿌리에서 나온다. ch19의 해석 원칙은 그 뿌리를 자르는 연습이다.</w:t>
       </w:r>
     </w:p>
     <w:p>
@@ -2561,7 +2561,7 @@
           <w:b w:val="0"/>
           <w:sz w:val="21"/>
         </w:rPr>
-        <w:t>버퍼 캐시 히트율, 소프트 파스 비율, 래치 히트 비율 같은 계산된 비율은 문제의 존재 여부를 확정하는 '판정자'로 쓰면 안 된다. 그저 '지표(indicator)'로만 쓴다. 병목이 있는지 판정하려면 관련된 다른 성능 데이터를 함께 봐야 한다. 히트율 99%인데 응답시간이 나쁜 상황 — 비효율 SQL이 같은 블록을 반복해서 논리 읽기로 되읽으면 히트율은 오히려 오른다 — 은 17장에서 직접 재현한다. 5장에서는 '단일 비율 하나로 건강을 판정하지 않는다'는 태도만 세워 둔다.</w:t>
+        <w:t>버퍼 캐시 히트율, 소프트 파스 비율, 래치 히트 비율 같은 계산된 비율은 문제의 존재 여부를 확정하는 '판정자'로 쓰면 안 된다. 그저 '지표(indicator)'로만 쓴다. 병목이 있는지 판정하려면 관련된 다른 성능 데이터를 함께 봐야 한다. 히트율 99%인데 응답시간이 나쁜 상황 — 비효율 SQL이 같은 블록을 반복해서 논리 읽기로 되읽으면 히트율은 오히려 오른다 — 은 ch31에서 직접 재현한다. ch19에서는 '단일 비율 하나로 건강을 판정하지 않는다'는 태도만 세워 둔다.</w:t>
       </w:r>
     </w:p>
     <w:p>
@@ -2635,7 +2635,7 @@
           <w:b w:val="0"/>
           <w:sz w:val="21"/>
         </w:rPr>
-        <w:t>오라클은 서버 프로세스가 놀고 있음을 나타내는 데 일부 대기 이벤트를 쓴다. SQL*Net message from client가 대표적이다 — 이는 서버가 클라이언트의 다음 요청을 기다리며 쉬는 것이지 병목이 아니다. 성능 문제를 조사할 때 Idle 이벤트는 무시해야 한다. 5.5.3의 집계에서 WHERE wait_class &lt;&gt; 'Idle'을 넣은 이유가 이것이다. Idle을 빼지 않으면 대개 SQL*Net message from client가 압도적 1위로 올라와 엉뚱한 곳을 파게 된다. 이 오판의 재현·교정은 14장에서 다시 다룬다.</w:t>
+        <w:t>오라클은 서버 프로세스가 놀고 있음을 나타내는 데 일부 대기 이벤트를 쓴다. SQL*Net message from client가 대표적이다 — 이는 서버가 클라이언트의 다음 요청을 기다리며 쉬는 것이지 병목이 아니다. 성능 문제를 조사할 때 Idle 이벤트는 무시해야 한다. 5.5.3의 집계에서 WHERE wait_class &lt;&gt; 'Idle'을 넣은 이유가 이것이다. Idle을 빼지 않으면 대개 SQL*Net message from client가 압도적 1위로 올라와 엉뚱한 곳을 파게 된다. 이 오판의 재현·교정은 ch27에서 다시 다룬다.</w:t>
       </w:r>
     </w:p>
     <w:p>
@@ -3244,7 +3244,7 @@
                 <w:rFonts w:ascii="맑은 고딕" w:hAnsi="맑은 고딕" w:eastAsia="맑은 고딕" w:cs="맑은 고딕"/>
                 <w:sz w:val="20"/>
               </w:rPr>
-              <w:t>· 반면 이 장이 던지는 '수 분 구간을 어떻게 뜨고 저장하나'라는 질문의 답 = AWR·ADDM·ASH·DBA_HIST_*·V$ACTIVE_SESSION_HISTORY는 🔒 Diagnostics Pack이 필요하다(6장부터).</w:t>
+              <w:t>· 반면 이 장이 던지는 '수 분 구간을 어떻게 뜨고 저장하나'라는 질문의 답 = AWR·ADDM·ASH·DBA_HIST_*·V$ACTIVE_SESSION_HISTORY는 🔒 Diagnostics Pack이 필요하다(ch20부터).</w:t>
             </w:r>
           </w:p>
           <w:p>
@@ -3478,7 +3478,7 @@
           <w:b w:val="0"/>
           <w:sz w:val="21"/>
         </w:rPr>
-        <w:t>판정 포인트는 세 가지다. 첫째, DB time 델타에서 DB CPU 델타를 뺀 값이 대략 이 구간의 대기 시간이며, 대기 클래스 델타의 합과 앞뒤가 맞아야 한다(구간이 충분히 길어야 이 등식이 안정적으로 성립한다 — 5.4.3의 교훈). 둘째, 같은 부하라도 AWR 구간을 더 넓게 잡으면 초당 값이 낮게 나온다 — '구간을 어떻게 잡았는가'가 수치를 좌우한다(8장 요지). 셋째, 단일 세션 부하에서는 enq: TX 같은 잠금 경합이 0이어야 정상이다 — 잠금 대기까지 담으려면 별도 터미널에서 WL_04_lock.sql을 함께 돌린다.</w:t>
+        <w:t>판정 포인트는 세 가지다. 첫째, DB time 델타에서 DB CPU 델타를 뺀 값이 대략 이 구간의 대기 시간이며, 대기 클래스 델타의 합과 앞뒤가 맞아야 한다(구간이 충분히 길어야 이 등식이 안정적으로 성립한다 — 5.4.3의 교훈). 둘째, 같은 부하라도 AWR 구간을 더 넓게 잡으면 초당 값이 낮게 나온다 — '구간을 어떻게 잡았는가'가 수치를 좌우한다(ch22 요지). 셋째, 단일 세션 부하에서는 enq: TX 같은 잠금 경합이 0이어야 정상이다 — 잠금 대기까지 담으려면 별도 터미널에서 WL_04_lock.sql을 함께 돌린다.</w:t>
       </w:r>
     </w:p>
     <w:p>
@@ -3502,7 +3502,7 @@
           <w:b w:val="0"/>
           <w:sz w:val="21"/>
         </w:rPr>
-        <w:t>델타를 그대로 두지 않고 초당(per second)·트랜잭션당(per transaction) 값으로 환산하는 데는 이유가 있다. 구간 길이가 다른 두 측정을 비교하려면 시간으로 정규화해야 하기 때문이다. 3분 구간의 물리 읽기 총량과 10분 구간의 총량을 그대로 비교하면 당연히 10분 쪽이 크지만, 초당으로 나누면 밀도를 나란히 비교할 수 있다. AWR의 Load Profile이 초당·트랜잭션당 두 열을 나란히 보여 주는 것도 이 때문이다. 트랜잭션당 값은 특히 유용하다 — 부하가 늘어난 것(트랜잭션 증가)인지 트랜잭션 하나가 무거워진 것(트랜잭션당 값 증가)인지를 가려 주기 때문이다. '느려진 것'과 '일이 늘어난 것'은 다르다는 11장의 핵심이 여기서 씨앗을 얻는다.</w:t>
+        <w:t>델타를 그대로 두지 않고 초당(per second)·트랜잭션당(per transaction) 값으로 환산하는 데는 이유가 있다. 구간 길이가 다른 두 측정을 비교하려면 시간으로 정규화해야 하기 때문이다. 3분 구간의 물리 읽기 총량과 10분 구간의 총량을 그대로 비교하면 당연히 10분 쪽이 크지만, 초당으로 나누면 밀도를 나란히 비교할 수 있다. AWR의 Load Profile이 초당·트랜잭션당 두 열을 나란히 보여 주는 것도 이 때문이다. 트랜잭션당 값은 특히 유용하다 — 부하가 늘어난 것(트랜잭션 증가)인지 트랜잭션 하나가 무거워진 것(트랜잭션당 값 증가)인지를 가려 주기 때문이다. '느려진 것'과 '일이 늘어난 것'은 다르다는 ch23의 핵심이 여기서 씨앗을 얻는다.</w:t>
       </w:r>
     </w:p>
     <w:p>
@@ -3661,7 +3661,7 @@
           <w:rFonts w:ascii="맑은 고딕" w:hAnsi="맑은 고딕" w:eastAsia="맑은 고딕" w:cs="맑은 고딕"/>
           <w:sz w:val="21"/>
         </w:rPr>
-        <w:t>짧은 구간(0.3초)에서는 시간 모델의 CPU/대기 분해가 노이즈로 불안정하다(실측 CPU 107.8%, 대기 -7.8%). 그래서 수 분짜리 AWR 구간이 필요하다(→ 6장).</w:t>
+        <w:t>짧은 구간(0.3초)에서는 시간 모델의 CPU/대기 분해가 노이즈로 불안정하다(실측 CPU 107.8%, 대기 -7.8%). 그래서 수 분짜리 AWR 구간이 필요하다(→ ch20).</w:t>
       </w:r>
     </w:p>
     <w:p>
@@ -3841,7 +3841,7 @@
                 <w:rFonts w:ascii="맑은 고딕" w:hAnsi="맑은 고딕" w:eastAsia="맑은 고딕" w:cs="맑은 고딕"/>
                 <w:sz w:val="20"/>
               </w:rPr>
-              <w:t>Q6. STATISTICS_LEVEL의 세 값과 각각의 영향을 쓰고, 이 장의 측정과 6장 AWR의 라이선스 경계를 한 줄로 구분하라.</w:t>
+              <w:t>Q6. STATISTICS_LEVEL의 세 값과 각각의 영향을 쓰고, 이 장의 측정과 ch20 AWR의 라이선스 경계를 한 줄로 구분하라.</w:t>
             </w:r>
           </w:p>
         </w:tc>
@@ -3953,7 +3953,7 @@
           <w:b w:val="0"/>
           <w:sz w:val="21"/>
         </w:rPr>
-        <w:t>다음 장(6장)에서는 이 장이 남긴 질문 — '수 분짜리 구간을 어떻게 체계적으로 뜨고 저장하는가' — 에 답한다. AWR 스냅샷 주기·보존·베이스라인을 다루고, 라이선스가 없는 환경을 위한 Statspack 대안을 함께 싣는다. 이 장에서 손으로 계산한 델타를, 6장부터는 도구가 대신 계산해 준다.</w:t>
+        <w:t>다음 장(ch20)에서는 이 장이 남긴 질문 — '수 분짜리 구간을 어떻게 체계적으로 뜨고 저장하는가' — 에 답한다. AWR 스냅샷 주기·보존·베이스라인을 다루고, 라이선스가 없는 환경을 위한 Statspack 대안을 함께 싣는다. 이 장에서 손으로 계산한 델타를, ch20부터는 도구가 대신 계산해 준다.</w:t>
       </w:r>
     </w:p>
     <w:p>

--- a/DBTUNING/ch19_성능측정기준_DBTime/ch19_성능측정의기준_DBTime.docx
+++ b/DBTUNING/ch19_성능측정기준_DBTime/ch19_성능측정의기준_DBTime.docx
@@ -10,7 +10,7 @@
         <w:rPr>
           <w:rFonts w:ascii="맑은 고딕" w:hAnsi="맑은 고딕" w:eastAsia="맑은 고딕" w:cs="맑은 고딕"/>
         </w:rPr>
-        <w:t>제ch19  성능 측정의 기준 — 통계와 DB Time</w:t>
+        <w:t>ch19  성능 측정의 기준 — 통계와 DB Time</w:t>
       </w:r>
     </w:p>
     <w:p>

--- a/DBTUNING/ch19_성능측정기준_DBTime/ch19_성능측정의기준_DBTime.docx
+++ b/DBTUNING/ch19_성능측정기준_DBTime/ch19_성능측정의기준_DBTime.docx
@@ -60,7 +60,7 @@
         <w:rPr>
           <w:rFonts w:ascii="맑은 고딕" w:hAnsi="맑은 고딕" w:eastAsia="맑은 고딕" w:cs="맑은 고딕"/>
         </w:rPr>
-        <w:t>5.1  학습 목표</w:t>
+        <w:t>19.1  학습 목표</w:t>
       </w:r>
     </w:p>
     <w:p>
@@ -180,7 +180,7 @@
         <w:rPr>
           <w:rFonts w:ascii="맑은 고딕" w:hAnsi="맑은 고딕" w:eastAsia="맑은 고딕" w:cs="맑은 고딕"/>
         </w:rPr>
-        <w:t>5.2  데이터베이스 통계와 델타 — 누적값을 그대로 읽지 않는다</w:t>
+        <w:t>19.2  데이터베이스 통계와 델타 — 누적값을 그대로 읽지 않는다</w:t>
       </w:r>
     </w:p>
     <w:p>
@@ -206,7 +206,7 @@
           <w:b w:val="0"/>
           <w:sz w:val="21"/>
         </w:rPr>
-        <w:t>성능을 효과적으로 측정하려면 통계가 '있어야' 한다. 당연해 보이지만 실무에서 자주 무너지는 전제다. STATISTICS_LEVEL이 낮아 통계 수집이 꺼져 있거나(5.7절), 관심 구간의 시작 시점 값을 캡처해 두지 않아 델타를 만들 재료가 없으면, 사후에 아무리 뛰어난 분석 기법을 동원해도 진단할 수 없다. 그래서 이 과정은 '조치 전에 근거를 남긴다'를 방법론이 아니라 습관으로 요구한다. 측정 없이 판단하지 않는다는 이 장의 태도는 곧 '판단할 재료를 미리 확보한다'는 뜻이기도 하다.</w:t>
+        <w:t>성능을 효과적으로 측정하려면 통계가 '있어야' 한다. 당연해 보이지만 실무에서 자주 무너지는 전제다. STATISTICS_LEVEL이 낮아 통계 수집이 꺼져 있거나(19.7절), 관심 구간의 시작 시점 값을 캡처해 두지 않아 델타를 만들 재료가 없으면, 사후에 아무리 뛰어난 분석 기법을 동원해도 진단할 수 없다. 그래서 이 과정은 '조치 전에 근거를 남긴다'를 방법론이 아니라 습관으로 요구한다. 측정 없이 판단하지 않는다는 이 장의 태도는 곧 '판단할 재료를 미리 확보한다'는 뜻이기도 하다.</w:t>
       </w:r>
     </w:p>
     <w:p>
@@ -486,7 +486,7 @@
           <w:b w:val="0"/>
           <w:sz w:val="21"/>
         </w:rPr>
-        <w:t>그러면 구간을 아주 짧게(몇 초) 잡아 재면 되지 않을까? 여기에 이 장의 핵심 교훈 하나가 있다. 구간이 너무 짧으면 시간 모델의 CPU/대기 분해가 샘플링과 반올림 노이즈에 휘둘려 불안정해진다. 5.4절에서 실제로 보겠지만, 0.3초짜리 구간에서 세션 시간 모델을 재면 DB CPU가 DB time보다 미세하게 크게 나오는 (즉 대기가 음수로 계산되는) 물리적으로 불가능한 결과가 나올 수 있다. 이는 오류가 아니라, 짧은 순간에는 각 카운터가 갱신되는 시점이 미세하게 어긋나기 때문이다. 그래서 정확한 DB Time 분해는 순간이 아니라 일정 구간(대개 수 분)의 스냅샷으로 봐야 하며, 그 수 분 구간을 체계적으로 뜨고 저장하는 도구가 ch20의 AWR이다. 이 장의 불안정한 짧은 구간이 다음 장의 AWR로 이어지는 다리다.</w:t>
+        <w:t>그러면 구간을 아주 짧게(몇 초) 잡아 재면 되지 않을까? 여기에 이 장의 핵심 교훈 하나가 있다. 구간이 너무 짧으면 시간 모델의 CPU/대기 분해가 샘플링과 반올림 노이즈에 휘둘려 불안정해진다. 19.4절에서 실제로 보겠지만, 0.3초짜리 구간에서 세션 시간 모델을 재면 DB CPU가 DB time보다 미세하게 크게 나오는 (즉 대기가 음수로 계산되는) 물리적으로 불가능한 결과가 나올 수 있다. 이는 오류가 아니라, 짧은 순간에는 각 카운터가 갱신되는 시점이 미세하게 어긋나기 때문이다. 그래서 정확한 DB Time 분해는 순간이 아니라 일정 구간(대개 수 분)의 스냅샷으로 봐야 하며, 그 수 분 구간을 체계적으로 뜨고 저장하는 도구가 ch20의 AWR이다. 이 장의 불안정한 짧은 구간이 다음 장의 AWR로 이어지는 다리다.</w:t>
       </w:r>
     </w:p>
     <w:p>
@@ -497,7 +497,7 @@
         <w:rPr>
           <w:rFonts w:ascii="맑은 고딕" w:hAnsi="맑은 고딕" w:eastAsia="맑은 고딕" w:cs="맑은 고딕"/>
         </w:rPr>
-        <w:t>5.3  DB Time — 이 과정의 공통 화폐</w:t>
+        <w:t>19.3  DB Time — 이 과정의 공통 화폐</w:t>
       </w:r>
     </w:p>
     <w:p>
@@ -756,7 +756,7 @@
         <w:rPr>
           <w:rFonts w:ascii="맑은 고딕" w:hAnsi="맑은 고딕" w:eastAsia="맑은 고딕" w:cs="맑은 고딕"/>
         </w:rPr>
-        <w:t>5.4  시간 모델 — V$SYS_TIME_MODEL과 V$SESS_TIME_MODEL</w:t>
+        <w:t>19.4  시간 모델 — V$SYS_TIME_MODEL과 V$SESS_TIME_MODEL</w:t>
       </w:r>
     </w:p>
     <w:p>
@@ -793,7 +793,7 @@
           <w:b w:val="0"/>
           <w:sz w:val="21"/>
         </w:rPr>
-        <w:t>V$SYS_TIME_MODEL은 인스턴스 전체의 시간 모델 누적값이다. 5.2.1에서 본 실측에서 DB time은 67,698,738마이크로초(약 67.7초), DB CPU는 17,487,220(약 17.5초)이었다. DB CPU를 DB time으로 나누면 약 25.8%가 CPU, 나머지 약 74.2%가 대기 및 기타다. 다만 이것은 기동 이후 전체 누적의 비율일 뿐, 지금 이 순간의 상태가 아니다. sql execute elapsed time(29,344,735)이 parse time elapsed(3,907,411)보다 훨씬 큰 것으로 보아, 이 인스턴스는 파싱보다 실행에 시간을 더 썼다. 만약 반대였다면 하드 파싱 폭증(ch16·ch32)을 의심했을 것이다.</w:t>
+        <w:t>V$SYS_TIME_MODEL은 인스턴스 전체의 시간 모델 누적값이다. 19.2.1에서 본 실측에서 DB time은 67,698,738마이크로초(약 67.7초), DB CPU는 17,487,220(약 17.5초)이었다. DB CPU를 DB time으로 나누면 약 25.8%가 CPU, 나머지 약 74.2%가 대기 및 기타다. 다만 이것은 기동 이후 전체 누적의 비율일 뿐, 지금 이 순간의 상태가 아니다. sql execute elapsed time(29,344,735)이 parse time elapsed(3,907,411)보다 훨씬 큰 것으로 보아, 이 인스턴스는 파싱보다 실행에 시간을 더 썼다. 만약 반대였다면 하드 파싱 폭증(ch16·ch32)을 의심했을 것이다.</w:t>
       </w:r>
     </w:p>
     <w:p>
@@ -1085,7 +1085,7 @@
           <w:b w:val="0"/>
           <w:sz w:val="21"/>
         </w:rPr>
-        <w:t>그렇다면 이 구간에 대기가 정말 없었을까? 아니다. 대기의 증거는 시간 모델의 불안정한 분해가 아니라 대기 이벤트 뷰에서 직접 찾아야 한다(5.5.2). 이 세션은 실제로 db file scattered read를 120회·65밀리초 기다렸다 — 물리 I/O 대기가 분명히 있었다. 여기서 이 장의 두 번째 교훈이 나온다. 짧은 구간에서는 시간 모델의 CPU/대기 비율을 곧이곧대로 믿지 말고, (1) 대기의 실체는 V$SESSION_EVENT로 확인하고, (2) CPU/대기 비율을 정확히 보고 싶으면 순간이 아니라 수 분짜리 AWR 구간으로 봐야 한다. 다시 ch20으로 가는 길이 여기서 열린다.</w:t>
+        <w:t>그렇다면 이 구간에 대기가 정말 없었을까? 아니다. 대기의 증거는 시간 모델의 불안정한 분해가 아니라 대기 이벤트 뷰에서 직접 찾아야 한다(19.5.2). 이 세션은 실제로 db file scattered read를 120회·65밀리초 기다렸다 — 물리 I/O 대기가 분명히 있었다. 여기서 이 장의 두 번째 교훈이 나온다. 짧은 구간에서는 시간 모델의 CPU/대기 비율을 곧이곧대로 믿지 말고, (1) 대기의 실체는 V$SESSION_EVENT로 확인하고, (2) CPU/대기 비율을 정확히 보고 싶으면 순간이 아니라 수 분짜리 AWR 구간으로 봐야 한다. 다시 ch20으로 가는 길이 여기서 열린다.</w:t>
       </w:r>
     </w:p>
     <w:tbl>
@@ -1195,7 +1195,7 @@
         <w:rPr>
           <w:rFonts w:ascii="맑은 고딕" w:hAnsi="맑은 고딕" w:eastAsia="맑은 고딕" w:cs="맑은 고딕"/>
         </w:rPr>
-        <w:t>5.5  대기와 대기 클래스 — V$SYSTEM_WAIT_CLASS</w:t>
+        <w:t>19.5  대기와 대기 클래스 — V$SYSTEM_WAIT_CLASS</w:t>
       </w:r>
     </w:p>
     <w:p>
@@ -1960,7 +1960,7 @@
           <w:b w:val="0"/>
           <w:sz w:val="21"/>
         </w:rPr>
-        <w:t>5.4.3에서 예고했듯, 짧은 구간에서 대기의 실체는 시간 모델이 아니라 대기 이벤트 뷰에서 직접 확인한다. 부하를 건 내 세션이 무엇을 기다렸는지 V$SESSION_EVENT(Idle 제외)로 조회한 실측은 다음과 같았다.</w:t>
+        <w:t>19.4.3에서 예고했듯, 짧은 구간에서 대기의 실체는 시간 모델이 아니라 대기 이벤트 뷰에서 직접 확인한다. 부하를 건 내 세션이 무엇을 기다렸는지 V$SESSION_EVENT(Idle 제외)로 조회한 실측은 다음과 같았다.</w:t>
       </w:r>
     </w:p>
     <w:tbl>
@@ -2450,7 +2450,7 @@
           <w:b w:val="0"/>
           <w:sz w:val="21"/>
         </w:rPr>
-        <w:t>시간 모델·대기 클래스 외에도, 시스템과 세션 수준의 방대한 누적 카운터가 V$SYSSTAT(시스템)와 V$SESSTAT(세션)에 있다. session logical reads(논리 읽기), physical reads(물리 읽기), redo size(리두 발생량), parse count (total)/(hard), execute count, user commits, sorts (memory)/(disk) 등이 여기 담긴다. 이 카운터들은 대기·시간과 짝을 이룬다. 예컨대 db file scattered read 대기가 높으면 physical reads가 함께 커야 앞뒤가 맞고, log file sync 대기가 높으면 user commits가 많아야 자연스럽다. 대기 하나만 보지 않고 이 통계들과 교차 검증하는 것이 5.6절 원칙의 실제 적용이다.</w:t>
+        <w:t>시간 모델·대기 클래스 외에도, 시스템과 세션 수준의 방대한 누적 카운터가 V$SYSSTAT(시스템)와 V$SESSTAT(세션)에 있다. session logical reads(논리 읽기), physical reads(물리 읽기), redo size(리두 발생량), parse count (total)/(hard), execute count, user commits, sorts (memory)/(disk) 등이 여기 담긴다. 이 카운터들은 대기·시간과 짝을 이룬다. 예컨대 db file scattered read 대기가 높으면 physical reads가 함께 커야 앞뒤가 맞고, log file sync 대기가 높으면 user commits가 많아야 자연스럽다. 대기 하나만 보지 않고 이 통계들과 교차 검증하는 것이 19.6절 원칙의 실제 적용이다.</w:t>
       </w:r>
     </w:p>
     <w:p>
@@ -2511,7 +2511,7 @@
         <w:rPr>
           <w:rFonts w:ascii="맑은 고딕" w:hAnsi="맑은 고딕" w:eastAsia="맑은 고딕" w:cs="맑은 고딕"/>
         </w:rPr>
-        <w:t>5.6  통계 해석의 원칙 — 숫자를 오독하지 않는 법</w:t>
+        <w:t>19.6  통계 해석의 원칙 — 숫자를 오독하지 않는 법</w:t>
       </w:r>
     </w:p>
     <w:p>
@@ -2659,7 +2659,7 @@
           <w:b w:val="0"/>
           <w:sz w:val="21"/>
         </w:rPr>
-        <w:t>비율·초당 값·트랜잭션당 값 같은 계산 통계를 해석할 때는 반드시 원시(raw) 카운트로 검증한다. 카운트가 작으면 이상해 보이는 비율도 의미가 없기 때문이다. 예를 들어 소프트 파스 비율 50%는 보통 튜닝이 필요한 신호처럼 보인다. 그러나 그 구간에 하드 파스가 1회, 소프트 파스가 1회뿐이었다면 비율은 50%여도 성능에 아무 영향이 없다. 원시 카운트가 워낙 작아 비율이 무의미한 것이다. 5.5.3에서 Network가 누적 1위였지만 구간 델타로는 아닐 수 있다고 한 것도 같은 원리다 — 숫자 하나를 다른 숫자로 교차 검증하는 습관이 오판을 막는다.</w:t>
+        <w:t>비율·초당 값·트랜잭션당 값 같은 계산 통계를 해석할 때는 반드시 원시(raw) 카운트로 검증한다. 카운트가 작으면 이상해 보이는 비율도 의미가 없기 때문이다. 예를 들어 소프트 파스 비율 50%는 보통 튜닝이 필요한 신호처럼 보인다. 그러나 그 구간에 하드 파스가 1회, 소프트 파스가 1회뿐이었다면 비율은 50%여도 성능에 아무 영향이 없다. 원시 카운트가 워낙 작아 비율이 무의미한 것이다. 19.5.3에서 Network가 누적 1위였지만 구간 델타로는 아닐 수 있다고 한 것도 같은 원리다 — 숫자 하나를 다른 숫자로 교차 검증하는 습관이 오판을 막는다.</w:t>
       </w:r>
     </w:p>
     <w:p>
@@ -2793,7 +2793,7 @@
         <w:rPr>
           <w:rFonts w:ascii="맑은 고딕" w:hAnsi="맑은 고딕" w:eastAsia="맑은 고딕" w:cs="맑은 고딕"/>
         </w:rPr>
-        <w:t>5.7  STATISTICS_LEVEL — 측정 자체를 켜고 끄는 스위치</w:t>
+        <w:t>19.7  STATISTICS_LEVEL — 측정 자체를 켜고 끄는 스위치</w:t>
       </w:r>
     </w:p>
     <w:p>
@@ -3270,7 +3270,7 @@
         <w:rPr>
           <w:rFonts w:ascii="맑은 고딕" w:hAnsi="맑은 고딕" w:eastAsia="맑은 고딕" w:cs="맑은 고딕"/>
         </w:rPr>
-        <w:t>5.8  부하 전후로 DB Time을 재는 절차 (실습으로 이어지는 요지)</w:t>
+        <w:t>19.8  부하 전후로 DB Time을 재는 절차 (실습으로 이어지는 요지)</w:t>
       </w:r>
     </w:p>
     <w:p>
@@ -3296,7 +3296,7 @@
           <w:b w:val="0"/>
           <w:sz w:val="21"/>
         </w:rPr>
-        <w:t>이 절차의 각 뷰는 이미 이 장에서 하나씩 다뤘다. 시간 모델(5.4)은 DB Time과 그 구성을, 시스템 통계(5.5.4)는 부하의 양을, 대기 클래스·이벤트(5.5)는 어디서 기다렸는가를 담당한다. 절차는 이 조각들을 '같은 두 시점에 한꺼번에 캡처해 함께 빼는' 것으로 묶는다. 함께 봐야 앞뒤가 맞는지 교차 검증할 수 있기 때문이다 — 물리 읽기 델타가 크면 User I/O 대기 델타도 커야 하고, 커밋 델타가 크면 Commit 대기 델타도 커야 한다. 한쪽만 크고 다른 쪽이 그대로면 캡처나 해석 어딘가가 어긋난 것이다.</w:t>
+        <w:t>이 절차의 각 뷰는 이미 이 장에서 하나씩 다뤘다. 시간 모델(19.4)은 DB Time과 그 구성을, 시스템 통계(19.5.4)는 부하의 양을, 대기 클래스·이벤트(19.5)는 어디서 기다렸는가를 담당한다. 절차는 이 조각들을 '같은 두 시점에 한꺼번에 캡처해 함께 빼는' 것으로 묶는다. 함께 봐야 앞뒤가 맞는지 교차 검증할 수 있기 때문이다 — 물리 읽기 델타가 크면 User I/O 대기 델타도 커야 하고, 커밋 델타가 크면 Commit 대기 델타도 커야 한다. 한쪽만 크고 다른 쪽이 그대로면 캡처나 해석 어딘가가 어긋난 것이다.</w:t>
       </w:r>
     </w:p>
     <w:p>
@@ -3625,7 +3625,7 @@
         <w:rPr>
           <w:rFonts w:ascii="맑은 고딕" w:hAnsi="맑은 고딕" w:eastAsia="맑은 고딕" w:cs="맑은 고딕"/>
         </w:rPr>
-        <w:t>5.9  요약</w:t>
+        <w:t>19.9  요약</w:t>
       </w:r>
     </w:p>
     <w:p>
@@ -3720,7 +3720,7 @@
         <w:rPr>
           <w:rFonts w:ascii="맑은 고딕" w:hAnsi="맑은 고딕" w:eastAsia="맑은 고딕" w:cs="맑은 고딕"/>
         </w:rPr>
-        <w:t>5.10  퀴즈</w:t>
+        <w:t>19.10  퀴즈</w:t>
       </w:r>
     </w:p>
     <w:p>
@@ -3855,7 +3855,7 @@
         <w:rPr>
           <w:rFonts w:ascii="맑은 고딕" w:hAnsi="맑은 고딕" w:eastAsia="맑은 고딕" w:cs="맑은 고딕"/>
         </w:rPr>
-        <w:t>5.11  실습 개요</w:t>
+        <w:t>19.11  실습 개요</w:t>
       </w:r>
     </w:p>
     <w:p>
